--- a/paper/Certified_Network_Optimisation.docx
+++ b/paper/Certified_Network_Optimisation.docx
@@ -32,8 +32,6 @@
           <w:sz w:val="21"/>
         </w:rPr>
         <w:t>Kai Chi</w:t>
-        <w:br/>
-        <w:t>15 October 2026</w:t>
       </w:r>
     </w:p>
     <w:p>

--- a/paper/Certified_Network_Optimisation.docx
+++ b/paper/Certified_Network_Optimisation.docx
@@ -50,7 +50,7 @@
         <w:rPr>
           <w:b w:val="0"/>
         </w:rPr>
-        <w:t>Repeated network allocation raises two questions: can a feasible update be certified without a full solve, and can historical observations identify when extra numerical work is worthwhile? For weighted shifted-log utility with hard link capacities, a cached dual price ray gives an exact scalar water-filling problem and a valid utility-loss certificate. A sharp Jensen bound explains uniform capacity contractions; an inexact-anchor extension exposes stationarity and slack errors. A two-link construction shows that an optimal repaired allocation can nevertheless have an arbitrarily loose ray certificate. On six public topology structures, the original precheck certifies 216 of 576 core updates at a normalised gap of 0.001. Its median paired runtime ratio to a strong ray warm start is 0.95, but is 1.03 for nonuniform changes. A bounded price correction and cost-sensitive selector are then evaluated with nested topology-held-out validation on 768 updates. A frozen-policy follow-up adds four unused graphs and 256 fresh updates under one and four configured BLAS threads on the same CPU. Learning does not consistently improve on a simple capacity rule: follow-up aggregate runtime ratios are 1.108 and 1.115. The central result is a separation between mathematical validity, certificate coverage and net computational value. Public graph structures, synthetic workloads and limited execution environments constrain external inference.</w:t>
+        <w:t>Reusing an earlier network allocation after link capacities change can avoid a full optimisation, provided its utility loss can be bounded. For weighted shifted-log utility under hard capacity constraints, this study constructs a computable utility-loss certificate by optimising a scalar multiplier of cached dual prices. A sharp Jensen bound characterises reuse under uniform contractions, while a two-link counterexample shows that this restricted price family can yield arbitrarily loose certificates even for optimal allocations. A bounded price correction and a cost-sensitive selector are then introduced to guide further computation, with acceptance still determined by the certificate. At a normalised utility-loss tolerance of 0.001, the initial test certifies 216 of 576 core updates without iterative optimisation, with runtime gains concentrated in uniform contractions. Topology-held-out evaluation and a frozen-policy test on four unseen graphs show no consistent advantage for learning over a simple capacity rule. On 256 fresh updates, the learned selector increases aggregate runtime by 10.8% and 11.5% under one and four BLAS threads on the same CPU. These results establish conditions and limitations for certified reuse and demonstrate the need to account for the full computational cost of learned selection on synthetic workloads.</w:t>
       </w:r>
     </w:p>
     <w:p>
